--- a/MDPM 883/Milestone 2/Meeting Summaries/Team_Dart_Admin_Meeting_2_Summary_2026-10-15.docx
+++ b/MDPM 883/Milestone 2/Meeting Summaries/Team_Dart_Admin_Meeting_2_Summary_2026-10-15.docx
@@ -900,7 +900,7 @@
           <w:sz w:val="20"/>
           <w:szCs w:val="20"/>
         </w:rPr>
-        <w:t xml:space="preserve">He added that links to other systems (Snap Tracker, 1GX) were deliberately left unconfirmed, and the data pipeline work should acknowledge them without turning an unconfirmed integration into a product requirement. Mmenyene Umana said the 14 October client meeting had confirmed the furniture focus.</w:t>
+        <w:t xml:space="preserve">Warren added that links to other systems (Snap Tracker, 1GX) were deliberately left unconfirmed, and the data pipeline work should acknowledge them without turning an unconfirmed integration into a product requirement. Mmenyene Umana said the 14 October client meeting had confirmed the furniture focus.</w:t>
       </w:r>
     </w:p>
     <w:p>
@@ -1052,7 +1052,7 @@
           <w:sz w:val="20"/>
           <w:szCs w:val="20"/>
         </w:rPr>
-        <w:t xml:space="preserve">Warren proposed continuing to give Cohen Mcleod (client) a short briefing package: what was learned, what changed, what remains open. A first version went to Cohen on 14 October and, per Warren, he was happy with it.</w:t>
+        <w:t xml:space="preserve">Warren proposed continuing to give Cohen Mcleod (client) a short briefing package: what was learned, what changed, what remains open. A first version went to Cohen on 14 October and, per Warren, Cohen was happy with it.</w:t>
       </w:r>
     </w:p>
     <w:p>
@@ -1170,7 +1170,7 @@
           <w:sz w:val="20"/>
           <w:szCs w:val="20"/>
         </w:rPr>
-        <w:t xml:space="preserve"> Warren said the contract asks for cameras on when feasible. At the 10 October working session about half the team had cameras off and a question to one member went unanswered, leaving it unclear whether the person was present. He proposed applying Kathryn’s class rule (cameras on about 90% of the time) to working sessions, telling the team if a camera must stay off for long (no reason needed), and giving notice when stepping away, as the contract already requires. Qiuchen said this made sense; no other response was recorded.</w:t>
+        <w:t xml:space="preserve"> Warren said the contract asks for cameras on when feasible. At the 10 October working session about half the team had cameras off and a question to one member went unanswered, leaving it unclear whether the person was present. Warren proposed applying Kathryn’s class rule (cameras on about 90% of the time) to working sessions, telling the team if a camera must stay off for long (no reason needed), and giving notice when stepping away, as the contract already requires. Qiuchen said this made sense; no other response was recorded.</w:t>
       </w:r>
     </w:p>
     <w:p>
@@ -1250,7 +1250,7 @@
           <w:sz w:val="20"/>
           <w:szCs w:val="20"/>
         </w:rPr>
-        <w:t xml:space="preserve">Anne-Marie said the shared team folder is under-used: finding the norms file (Group Team Dart › Shared › Administrative Documents) took a long time, and many documents sit on personal drives. Finished items (presentations, submitted documents, PDFs) belong in the team space. She was unsure whether the storage expectation she raised in M1 reached the norms.</w:t>
+        <w:t xml:space="preserve">Anne-Marie said the shared team folder is under-used: finding the norms file (Group Team Dart › Shared › Administrative Documents) took a long time, and many documents sit on personal drives. Finished items (presentations, submitted documents, PDFs) belong in the team space. Anne-Marie was unsure whether the storage expectation raised in M1 reached the norms.</w:t>
       </w:r>
     </w:p>
     <w:p>
@@ -1424,7 +1424,7 @@
           <w:sz w:val="20"/>
           <w:szCs w:val="20"/>
         </w:rPr>
-        <w:t xml:space="preserve"> Scenario 1 (Qiuchen): no known issues; small fixes can only be found through real-user feedback, so none before testing. Scenario 2 (Anne-Marie): nothing outstanding beyond receiving the notification and accessing and sending the proposal (transcribed “code”); she could not yet visualise how the test would run, and Qiuchen said the Miro test plan is a draft.</w:t>
+        <w:t xml:space="preserve"> Scenario 1 (Qiuchen): no known issues; small fixes can only be found through real-user feedback, so none before testing. Scenario 2 (Anne-Marie): nothing outstanding beyond receiving the notification and accessing and sending the proposal (transcribed “code”); Anne-Marie could not yet visualise how the test would run, and Qiuchen said the Miro test plan is a draft.</w:t>
       </w:r>
     </w:p>
     <w:p>
@@ -1452,7 +1452,7 @@
           <w:sz w:val="20"/>
           <w:szCs w:val="20"/>
         </w:rPr>
-        <w:t xml:space="preserve"> Adekunle had not re-checked the prototype while waiting for an updated file. Warren said the previous QA’s gaps were already implemented and asked him to report any remaining gaps at Saturday’s session.</w:t>
+        <w:t xml:space="preserve"> Adekunle had not re-checked the prototype while waiting for an updated file. Warren said the previous QA’s gaps were already implemented and asked Adekunle to report any remaining gaps at Saturday’s session.</w:t>
       </w:r>
     </w:p>
     <w:p>
@@ -1544,7 +1544,7 @@
           <w:sz w:val="20"/>
           <w:szCs w:val="20"/>
         </w:rPr>
-        <w:t xml:space="preserve"> the plan assumed five testers; Cohen’s survey had 18 respondents on 14 October and Mmenyene reported 25 sign-ups; she will select participants. Testing period 20–30 October (Warren); sessions of about 30 minutes covering two scenarios (no objection).</w:t>
+        <w:t xml:space="preserve"> the plan assumed five testers; Cohen’s survey had 18 respondents on 14 October and Mmenyene reported 25 sign-ups and will select participants. Testing period 20–30 October (Warren); sessions of about 30 minutes covering two scenarios (no objection).</w:t>
       </w:r>
     </w:p>
     <w:p>
@@ -1682,7 +1682,7 @@
           <w:sz w:val="20"/>
           <w:szCs w:val="20"/>
         </w:rPr>
-        <w:t xml:space="preserve"> Mmenyene will send Cohen the selected participants, assigned team members and times on Friday 16 October; members send her their availability (the screening form shows respondent availability). Qiuchen raised tester notice; Warren said Friday gives reasonable notice.</w:t>
+        <w:t xml:space="preserve"> Mmenyene will send Cohen the selected participants, assigned team members and times on Friday 16 October; members send Mmenyene their availability (the screening form shows respondent availability). Qiuchen raised tester notice; Warren said Friday gives reasonable notice.</w:t>
       </w:r>
     </w:p>
     <w:p>
@@ -1810,7 +1810,7 @@
           <w:sz w:val="20"/>
           <w:szCs w:val="20"/>
         </w:rPr>
-        <w:t xml:space="preserve">Mmenyene presented the plan, which she prepared because Qiuchen was occupied with usability. The assignment (kicked off 13 October) requires a Miro data pipeline using five stages, a PowerPoint slide with the pipeline image, and clear implications for the PRD. The purpose was to approve the plan.</w:t>
+        <w:t xml:space="preserve">Mmenyene presented the plan, which Mmenyene prepared because Qiuchen was occupied with usability. The assignment (kicked off 13 October) requires a Miro data pipeline using five stages, a PowerPoint slide with the pipeline image, and clear implications for the PRD. The purpose was to approve the plan.</w:t>
       </w:r>
     </w:p>
     <w:p>
@@ -1940,7 +1940,7 @@
           <w:sz w:val="20"/>
           <w:szCs w:val="20"/>
         </w:rPr>
-        <w:t xml:space="preserve">Caveat: Anne-Marie had said earlier that she would be away on Monday.</w:t>
+        <w:t xml:space="preserve">Caveat: Anne-Marie had earlier given notice of being away on Monday.</w:t>
       </w:r>
     </w:p>
     <w:p>
